--- a/public/gallery/examples/marketing-manager/zh-hant-tw/resume.docx
+++ b/public/gallery/examples/marketing-manager/zh-hant-tw/resume.docx
@@ -66,7 +66,7 @@
         </w:rPr>
         <w:t xml:space="preserve">📧 </w:t>
       </w:r>
-      <w:hyperlink w:history="1" r:id="rIdnyogv0y5ovncqlt4xns56">
+      <w:hyperlink w:history="1" r:id="rIdzpketnt-9jqevxpa0qid6">
         <w:r>
           <w:rPr>
             <w:sz w:val="18"/>
@@ -89,7 +89,7 @@
         </w:rPr>
         <w:t xml:space="preserve">🔗 </w:t>
       </w:r>
-      <w:hyperlink w:history="1" r:id="rId94ljddb7km4uz1bww6irl">
+      <w:hyperlink w:history="1" r:id="rId_svokahtr1git00szmy8m">
         <w:r>
           <w:rPr>
             <w:sz w:val="18"/>
@@ -124,7 +124,7 @@
         <w:spacing w:after="200" w:line="276"/>
         <w:jc w:val="center"/>
       </w:pPr>
-      <w:hyperlink w:history="1" r:id="rIdjkfeexv-efd3otpa4fayt">
+      <w:hyperlink w:history="1" r:id="rIdyuvpqftycyp-oshkuo7vv">
         <w:r>
           <w:rPr>
             <w:sz w:val="18"/>
@@ -140,7 +140,7 @@
         </w:rPr>
         <w:t xml:space="preserve"> • </w:t>
       </w:r>
-      <w:hyperlink w:history="1" r:id="rIdj5yswldgfb2a9jyqbavja">
+      <w:hyperlink w:history="1" r:id="rIdbsc55dfb0cffsqvwpdzcv">
         <w:r>
           <w:rPr>
             <w:sz w:val="18"/>
@@ -156,7 +156,7 @@
         </w:rPr>
         <w:t xml:space="preserve"> • </w:t>
       </w:r>
-      <w:hyperlink w:history="1" r:id="rIdcwh4ljqrgdw3o6sp4llav">
+      <w:hyperlink w:history="1" r:id="rIdguvuby6bneog8qtt67pc5">
         <w:r>
           <w:rPr>
             <w:sz w:val="18"/>
@@ -303,7 +303,7 @@
         </w:rPr>
         <w:t xml:space="preserve">	</w:t>
       </w:r>
-      <w:hyperlink w:history="1" r:id="rIdfzgusul3duxhf0cwh3l7d">
+      <w:hyperlink w:history="1" r:id="rId5atzub5d9vya6bc7ifu6b">
         <w:r>
           <w:rPr>
             <w:sz w:val="18"/>
@@ -447,7 +447,7 @@
         </w:rPr>
         <w:t xml:space="preserve">	</w:t>
       </w:r>
-      <w:hyperlink w:history="1" r:id="rIdqfxd-bexb9sdqzkvbe3oo">
+      <w:hyperlink w:history="1" r:id="rIdjxmga0pjyuaqwk98ibd3d">
         <w:r>
           <w:rPr>
             <w:sz w:val="18"/>
@@ -610,7 +610,7 @@
         </w:rPr>
         <w:t xml:space="preserve">	</w:t>
       </w:r>
-      <w:hyperlink w:history="1" r:id="rIdbqj64wappfgd7izqgyohp">
+      <w:hyperlink w:history="1" r:id="rIdockq9hjxferjh0gt8kdd-">
         <w:r>
           <w:rPr>
             <w:sz w:val="18"/>
@@ -792,7 +792,7 @@
         </w:rPr>
         <w:t xml:space="preserve">	</w:t>
       </w:r>
-      <w:hyperlink w:history="1" r:id="rIdgzvmrrl-fi5vdaasumew_">
+      <w:hyperlink w:history="1" r:id="rIdoxtpdptsikpqixakjoggo">
         <w:r>
           <w:rPr>
             <w:sz w:val="18"/>
@@ -955,7 +955,7 @@
         </w:rPr>
         <w:t xml:space="preserve">	</w:t>
       </w:r>
-      <w:hyperlink w:history="1" r:id="rIdh8m4x_4iiioguwqnwkr1c">
+      <w:hyperlink w:history="1" r:id="rIdkifasgvyryucoaeefqepo">
         <w:r>
           <w:rPr>
             <w:sz w:val="18"/>
@@ -1444,7 +1444,7 @@
         </w:rPr>
         <w:t xml:space="preserve">	</w:t>
       </w:r>
-      <w:hyperlink w:history="1" r:id="rIdvxiqwkomkculegy-leccw">
+      <w:hyperlink w:history="1" r:id="rIdtbvaz7w3jvdu5rqnupivi">
         <w:r>
           <w:rPr>
             <w:sz w:val="18"/>
@@ -1510,7 +1510,7 @@
         </w:rPr>
         <w:t xml:space="preserve">	</w:t>
       </w:r>
-      <w:hyperlink w:history="1" r:id="rIdxy4_whg7mlg51dadatkd4">
+      <w:hyperlink w:history="1" r:id="rIdkzzxxpzekbj1zbl0ce03g">
         <w:r>
           <w:rPr>
             <w:sz w:val="18"/>
@@ -1576,7 +1576,7 @@
         </w:rPr>
         <w:t xml:space="preserve">	</w:t>
       </w:r>
-      <w:hyperlink w:history="1" r:id="rIdvhc1d3rwtxi7xbkgn3ryg">
+      <w:hyperlink w:history="1" r:id="rIdwzadhzoeevaiqczpeyrhx">
         <w:r>
           <w:rPr>
             <w:sz w:val="18"/>
@@ -1661,7 +1661,7 @@
         </w:rPr>
         <w:t xml:space="preserve">	</w:t>
       </w:r>
-      <w:hyperlink w:history="1" r:id="rIdvijdehfqvsxgawh0wrtim">
+      <w:hyperlink w:history="1" r:id="rIdfbzqqfgbbip989sh4wmsu">
         <w:r>
           <w:rPr>
             <w:sz w:val="18"/>
@@ -1758,7 +1758,7 @@
         </w:rPr>
         <w:t xml:space="preserve">	</w:t>
       </w:r>
-      <w:hyperlink w:history="1" r:id="rIdyax94jjtyiweiczkhdubm">
+      <w:hyperlink w:history="1" r:id="rIdswehiiezasfcbnxors7z7">
         <w:r>
           <w:rPr>
             <w:sz w:val="18"/>
@@ -1902,7 +1902,7 @@
         </w:rPr>
         <w:t xml:space="preserve">	</w:t>
       </w:r>
-      <w:hyperlink w:history="1" r:id="rIdd1oybzlkemjaopev_iokp">
+      <w:hyperlink w:history="1" r:id="rIddfkbavqlgumzzluqigkxp">
         <w:r>
           <w:rPr>
             <w:sz w:val="18"/>
